--- a/word_reports/LP_0294_위치_203_Richard Clayderman_A Comm.docx
+++ b/word_reports/LP_0294_위치_203_Richard Clayderman_A Comm.docx
@@ -4,7 +4,7 @@
   <w:body>
     <w:p>
       <w:pPr>
-        <w:spacing w:after="280"/>
+        <w:spacing w:after="80"/>
       </w:pPr>
       <w:r>
         <w:rPr w:rFonts="맑은 고딕">
@@ -13,94 +13,47 @@
           <w:color w:val="1E3A8A"/>
           <w:sz w:val="30"/>
         </w:rPr>
-        <w:t>[203] Richard Clayderman - A Comme Amour</w:t>
+        <w:t>Richard Clayderman (리차드 클레이더만) - A Comme Amour</w:t>
       </w:r>
     </w:p>
     <w:p>
       <w:pPr>
-        <w:spacing w:after="320"/>
+        <w:spacing w:after="240"/>
       </w:pPr>
       <w:r>
         <w:rPr w:rFonts="맑은 고딕">
           <w:rFonts w:ascii="맑은 고딕" w:hAnsi="맑은 고딕" w:eastAsia="맑은 고딕"/>
           <w:b/>
-          <w:sz w:val="20"/>
+          <w:color w:val="4B5563"/>
+          <w:sz w:val="22"/>
         </w:rPr>
-        <w:t>■ 위치 : 203</w:t>
-        <w:br/>
-      </w:r>
-      <w:r>
-        <w:rPr w:rFonts="맑은 고딕">
-          <w:rFonts w:ascii="맑은 고딕" w:hAnsi="맑은 고딕" w:eastAsia="맑은 고딕"/>
-          <w:b/>
-          <w:sz w:val="20"/>
-        </w:rPr>
-        <w:t>■ 아티스트 : Richard Clayderman</w:t>
-        <w:br/>
-      </w:r>
-      <w:r>
-        <w:rPr w:rFonts="맑은 고딕">
-          <w:rFonts w:ascii="맑은 고딕" w:hAnsi="맑은 고딕" w:eastAsia="맑은 고딕"/>
-          <w:b/>
-          <w:sz w:val="20"/>
-        </w:rPr>
-        <w:t>■ 앨범명 : A Comme Amour</w:t>
-        <w:br/>
-      </w:r>
-      <w:r>
-        <w:rPr w:rFonts="맑은 고딕">
-          <w:rFonts w:ascii="맑은 고딕" w:hAnsi="맑은 고딕" w:eastAsia="맑은 고딕"/>
-          <w:b w:val="0"/>
-          <w:sz w:val="20"/>
-        </w:rPr>
-        <w:t>■ 음반 레이블 : Delphine Records</w:t>
-        <w:br/>
-      </w:r>
-      <w:r>
-        <w:rPr w:rFonts="맑은 고딕">
-          <w:rFonts w:ascii="맑은 고딕" w:hAnsi="맑은 고딕" w:eastAsia="맑은 고딕"/>
-          <w:b w:val="0"/>
-          <w:sz w:val="20"/>
-        </w:rPr>
-        <w:t>■ 발매년도 : 1978</w:t>
-        <w:br/>
-      </w:r>
-      <w:r>
-        <w:rPr w:rFonts="맑은 고딕">
-          <w:rFonts w:ascii="맑은 고딕" w:hAnsi="맑은 고딕" w:eastAsia="맑은 고딕"/>
-          <w:b w:val="0"/>
-          <w:sz w:val="20"/>
-        </w:rPr>
-        <w:t>■ 장르 : 이지 리스닝 (Easy Listening) / 크로스오버 (Crossover) / 팝 클래식 (Pop Classical)</w:t>
-        <w:br/>
-      </w:r>
-      <w:r>
-        <w:rPr w:rFonts="맑은 고딕">
-          <w:rFonts w:ascii="맑은 고딕" w:hAnsi="맑은 고딕" w:eastAsia="맑은 고딕"/>
-          <w:b w:val="0"/>
-          <w:sz w:val="20"/>
-        </w:rPr>
-        <w:t>■ 주요 수록곡 : 1. A Comme Amour (가을의 속삭임)</w:t>
-        <w:br/>
+        <w:t>위치 :  203</w:t>
       </w:r>
     </w:p>
     <w:p>
       <w:pPr>
-        <w:spacing w:after="160"/>
+        <w:spacing w:line="324" w:lineRule="auto" w:before="80" w:after="160"/>
       </w:pPr>
       <w:r>
         <w:rPr w:rFonts="맑은 고딕">
           <w:rFonts w:ascii="맑은 고딕" w:hAnsi="맑은 고딕" w:eastAsia="맑은 고딕"/>
           <w:b/>
           <w:color w:val="1F2937"/>
-          <w:sz w:val="24"/>
+          <w:sz w:val="22"/>
         </w:rPr>
-        <w:t>■ 음반 해설 및 감상 가이드</w:t>
+        <w:t xml:space="preserve">[음반 소개] </w:t>
+      </w:r>
+      <w:r>
+        <w:rPr w:rFonts="맑은 고딕">
+          <w:rFonts w:ascii="맑은 고딕" w:hAnsi="맑은 고딕" w:eastAsia="맑은 고딕"/>
+          <w:b w:val="0"/>
+          <w:sz w:val="21"/>
+        </w:rPr>
       </w:r>
     </w:p>
     <w:p>
       <w:pPr>
-        <w:spacing w:line="312" w:lineRule="auto" w:after="120"/>
+        <w:spacing w:line="324" w:lineRule="auto" w:after="120"/>
       </w:pPr>
       <w:r>
         <w:rPr w:rFonts="맑은 고딕">
@@ -108,51 +61,516 @@
           <w:b w:val="0"/>
           <w:sz w:val="21"/>
         </w:rPr>
-        <w:t>1977년 데뷔작 '아드린느를 위한 발라드'로 전 세계 음악계에 청량한 충격을 선사했던 프랑스의 피아니스트 리차드 클레이더만(Richard Clayderman)이 1978년 선보인 연주곡 음반입니다. 프로듀서이자 작곡가인 폴 드 센느빌(Paul de Senneville)과 올리비에 투생(Olivier Toussaint)의 콤비가 써 내려간 아름다운 멜로디는 클레이더만의 감각적인 피아노 터치와 만나 더욱 깊은 울림을 완성하였습니다. 본 앨범은 그를 명실상부한 '로맨스의 왕자' 반열에 확고히 올린 결정적인 명반입니다.</w:t>
+        <w:t>건반 위에 사뿐히 내려앉은 프랑스적 서정이 낭만의 시대를 열어젖힌 리차드 클레이더만의 불후의 명작입니다. 정통 클래식의 단아한 기품과 대중음악의 유려한 감수성을 조화롭게 엮어내어 전 세계 음악 애호가들의 가슴속에 지워지지 않을 깊은 울림을 아로새겼습니다. 백옥처럼 맑은 피아노 터치와 풍성한 오케스트레이션이 빚어내는 선율은 시간의 흐름마저 잊게 만드는 마법 같은 정서를 선사합니다. 이 음반은 이지 리스닝과 팝 피아노의 새 지평을 열며 시대를 초월한 서정적 낭만주의의 찬가로 영원히 기억되고 있습니다.</w:t>
       </w:r>
     </w:p>
     <w:p>
       <w:pPr>
-        <w:spacing w:line="312" w:lineRule="auto" w:after="120"/>
+        <w:spacing w:line="324" w:lineRule="auto" w:before="200" w:after="80"/>
       </w:pPr>
+      <w:r>
+        <w:rPr w:rFonts="맑은 고딕">
+          <w:rFonts w:ascii="맑은 고딕" w:hAnsi="맑은 고딕" w:eastAsia="맑은 고딕"/>
+          <w:b/>
+          <w:color w:val="1E3A8A"/>
+          <w:sz w:val="24"/>
+        </w:rPr>
+        <w:t>1. 음반 데이터</w:t>
+      </w:r>
+    </w:p>
+    <w:p>
+      <w:pPr>
+        <w:spacing w:line="324" w:lineRule="auto" w:after="80"/>
+      </w:pPr>
+      <w:r>
+        <w:rPr w:rFonts="맑은 고딕">
+          <w:rFonts w:ascii="맑은 고딕" w:hAnsi="맑은 고딕" w:eastAsia="맑은 고딕"/>
+          <w:b w:val="0"/>
+          <w:color w:val="6B7280"/>
+          <w:sz w:val="21"/>
+        </w:rPr>
+        <w:t xml:space="preserve">· </w:t>
+      </w:r>
+      <w:r>
+        <w:rPr w:rFonts="맑은 고딕">
+          <w:rFonts w:ascii="맑은 고딕" w:hAnsi="맑은 고딕" w:eastAsia="맑은 고딕"/>
+          <w:b/>
+          <w:color w:val="1F2937"/>
+          <w:sz w:val="21"/>
+        </w:rPr>
+        <w:t xml:space="preserve">앨범명: </w:t>
+      </w:r>
       <w:r>
         <w:rPr w:rFonts="맑은 고딕">
           <w:rFonts w:ascii="맑은 고딕" w:hAnsi="맑은 고딕" w:eastAsia="맑은 고딕"/>
           <w:b w:val="0"/>
           <w:sz w:val="21"/>
         </w:rPr>
-        <w:t>본 음반의 음악적 가치는 클래식 피아노의 정갈하고 기품 있는 연주 기법에 팝 음악 특유의 친근한 멜로디 라인을 완벽하게 융합했다는 점에 있습니다. 화려하고 난해한 테크닉을 과시하기보다는 듣는 이의 감성을 자극하는 선율의 미학에 집중하였으며, 웅장하면서도 포근한 현악 오케스트레이션이 피아노 음색을 섬세하게 감싸 안습니다. 이러한 구조는 낭만주의 음악의 전통을 현대적인 감각으로 재해석하여 이지 리스닝 및 크로스오버 장르의 스탠더드를 제시했습니다.</w:t>
+        <w:t>A Comme Amour</w:t>
       </w:r>
     </w:p>
     <w:p>
       <w:pPr>
-        <w:spacing w:line="312" w:lineRule="auto" w:after="120"/>
+        <w:spacing w:line="324" w:lineRule="auto" w:after="80"/>
       </w:pPr>
+      <w:r>
+        <w:rPr w:rFonts="맑은 고딕">
+          <w:rFonts w:ascii="맑은 고딕" w:hAnsi="맑은 고딕" w:eastAsia="맑은 고딕"/>
+          <w:b w:val="0"/>
+          <w:color w:val="6B7280"/>
+          <w:sz w:val="21"/>
+        </w:rPr>
+        <w:t xml:space="preserve">· </w:t>
+      </w:r>
+      <w:r>
+        <w:rPr w:rFonts="맑은 고딕">
+          <w:rFonts w:ascii="맑은 고딕" w:hAnsi="맑은 고딕" w:eastAsia="맑은 고딕"/>
+          <w:b/>
+          <w:color w:val="1F2937"/>
+          <w:sz w:val="21"/>
+        </w:rPr>
+        <w:t xml:space="preserve">아티스트: </w:t>
+      </w:r>
       <w:r>
         <w:rPr w:rFonts="맑은 고딕">
           <w:rFonts w:ascii="맑은 고딕" w:hAnsi="맑은 고딕" w:eastAsia="맑은 고딕"/>
           <w:b w:val="0"/>
           <w:sz w:val="21"/>
         </w:rPr>
-        <w:t>타이틀곡 'A Comme Amour(국내명: 가을의 속삭임)'는 피아노의 경쾌한 아르페지오와 우아한 메인 선율이 어우러져 계절의 절경과 쓸쓸함, 그리고 낭만을 동시에 포착해 냅니다. 수록곡 'Lettre À Ma Mère'의 다정한 고백과 'Les Fleurs Sauvages'의 순수한 울림 역시 클레이더만 특유의 맑고 투명한 톤과 우아한 루바토(Rubato) 연주법을 통해 진가를 발휘합니다. 특히 LP판이 전해주는 아날로그 특유의 따뜻하고 질감 있는 사운드는 당시 스튜디오 녹음의 입체적인 잔향을 완벽하게 재현해 냅니다.</w:t>
+        <w:t>Richard Clayderman (리차드 클레이더만)</w:t>
       </w:r>
     </w:p>
     <w:p>
       <w:pPr>
-        <w:spacing w:line="312" w:lineRule="auto" w:after="120"/>
+        <w:spacing w:line="324" w:lineRule="auto" w:after="80"/>
       </w:pPr>
+      <w:r>
+        <w:rPr w:rFonts="맑은 고딕">
+          <w:rFonts w:ascii="맑은 고딕" w:hAnsi="맑은 고딕" w:eastAsia="맑은 고딕"/>
+          <w:b w:val="0"/>
+          <w:color w:val="6B7280"/>
+          <w:sz w:val="21"/>
+        </w:rPr>
+        <w:t xml:space="preserve">· </w:t>
+      </w:r>
+      <w:r>
+        <w:rPr w:rFonts="맑은 고딕">
+          <w:rFonts w:ascii="맑은 고딕" w:hAnsi="맑은 고딕" w:eastAsia="맑은 고딕"/>
+          <w:b/>
+          <w:color w:val="1F2937"/>
+          <w:sz w:val="21"/>
+        </w:rPr>
+        <w:t xml:space="preserve">발매 정보: </w:t>
+      </w:r>
       <w:r>
         <w:rPr w:rFonts="맑은 고딕">
           <w:rFonts w:ascii="맑은 고딕" w:hAnsi="맑은 고딕" w:eastAsia="맑은 고딕"/>
           <w:b w:val="0"/>
           <w:sz w:val="21"/>
         </w:rPr>
-        <w:t>오랫동안 한국인을 비롯한 글로벌 음악 팬들의 일상 속에 BGM으로 깊이 자리해 온 이 음반은 지나온 날들에 대한 아련한 향수와 깊은 위로를 건네줍니다. 바쁜 현대 사회의 소음에서 벗어나 조용한 휴식을 갈망할 때, 턴테이블 위에서 회전하는 이 LP는 당신의 공간을 순식간에 시적이면서도 품격 있는 낭만의 정원으로 바꾸어 놓을 것입니다.</w:t>
+        <w:t>1978년 프랑스 델핀(Delphine) 레코드를 통해 발표된 본작은, 명 프로듀서 폴 드 센느빌(Paul de Senneville)과 올리비에 투송(Olivier Toussaint)의 지휘 아래 팝 클래식의 이상향을 완벽하게 구현해 낸 역사적인 앨범입니다.</w:t>
+      </w:r>
+    </w:p>
+    <w:p>
+      <w:pPr>
+        <w:spacing w:line="324" w:lineRule="auto" w:after="80"/>
+      </w:pPr>
+      <w:r>
+        <w:rPr w:rFonts="맑은 고딕">
+          <w:rFonts w:ascii="맑은 고딕" w:hAnsi="맑은 고딕" w:eastAsia="맑은 고딕"/>
+          <w:b w:val="0"/>
+          <w:color w:val="6B7280"/>
+          <w:sz w:val="21"/>
+        </w:rPr>
+        <w:t xml:space="preserve">· </w:t>
+      </w:r>
+      <w:r>
+        <w:rPr w:rFonts="맑은 고딕">
+          <w:rFonts w:ascii="맑은 고딕" w:hAnsi="맑은 고딕" w:eastAsia="맑은 고딕"/>
+          <w:b/>
+          <w:color w:val="1F2937"/>
+          <w:sz w:val="21"/>
+        </w:rPr>
+        <w:t xml:space="preserve">LP 인기도(판매량): </w:t>
+      </w:r>
+      <w:r>
+        <w:rPr w:rFonts="맑은 고딕">
+          <w:rFonts w:ascii="맑은 고딕" w:hAnsi="맑은 고딕" w:eastAsia="맑은 고딕"/>
+          <w:b w:val="0"/>
+          <w:sz w:val="21"/>
+        </w:rPr>
+        <w:t>발매 직후 유럽 전역의 차트를 석권하였으며, 아시아와 남미를 비롯한 전 세계 40여 개국에서 골드 및 플래티넘 레코드를 기록하며 수천만 장의 음반 판매고를 달성하는 상업적 대성공을 거두었습니다.</w:t>
+      </w:r>
+    </w:p>
+    <w:p>
+      <w:pPr>
+        <w:spacing w:line="324" w:lineRule="auto" w:after="80"/>
+      </w:pPr>
+      <w:r>
+        <w:rPr w:rFonts="맑은 고딕">
+          <w:rFonts w:ascii="맑은 고딕" w:hAnsi="맑은 고딕" w:eastAsia="맑은 고딕"/>
+          <w:b w:val="0"/>
+          <w:color w:val="6B7280"/>
+          <w:sz w:val="21"/>
+        </w:rPr>
+        <w:t xml:space="preserve">· </w:t>
+      </w:r>
+      <w:r>
+        <w:rPr w:rFonts="맑은 고딕">
+          <w:rFonts w:ascii="맑은 고딕" w:hAnsi="맑은 고딕" w:eastAsia="맑은 고딕"/>
+          <w:b/>
+          <w:color w:val="1F2937"/>
+          <w:sz w:val="21"/>
+        </w:rPr>
+        <w:t xml:space="preserve">각종 수상경력: </w:t>
+      </w:r>
+      <w:r>
+        <w:rPr w:rFonts="맑은 고딕">
+          <w:rFonts w:ascii="맑은 고딕" w:hAnsi="맑은 고딕" w:eastAsia="맑은 고딕"/>
+          <w:b w:val="0"/>
+          <w:sz w:val="21"/>
+        </w:rPr>
+        <w:t>전 세계 70개국 이상에서 수백 개의 골드 및 플래티넘 디스크를 획득하였으며, 훗날 낸시 레이건 미국 영부인으로부터 '로맨스의 왕자(The Prince of Romance)'라는 칭호를 부여받는 등 대중 피아노 연주사에서 전무후무한 위상을 공인받았습니다.</w:t>
+      </w:r>
+    </w:p>
+    <w:p>
+      <w:pPr>
+        <w:spacing w:line="324" w:lineRule="auto" w:before="200" w:after="80"/>
+      </w:pPr>
+      <w:r>
+        <w:rPr w:rFonts="맑은 고딕">
+          <w:rFonts w:ascii="맑은 고딕" w:hAnsi="맑은 고딕" w:eastAsia="맑은 고딕"/>
+          <w:b/>
+          <w:color w:val="1E3A8A"/>
+          <w:sz w:val="24"/>
+        </w:rPr>
+        <w:t>2. 아티스트 정보</w:t>
+      </w:r>
+    </w:p>
+    <w:p>
+      <w:pPr>
+        <w:spacing w:line="324" w:lineRule="auto" w:after="80"/>
+      </w:pPr>
+      <w:r>
+        <w:rPr w:rFonts="맑은 고딕">
+          <w:rFonts w:ascii="맑은 고딕" w:hAnsi="맑은 고딕" w:eastAsia="맑은 고딕"/>
+          <w:b w:val="0"/>
+          <w:color w:val="6B7280"/>
+          <w:sz w:val="21"/>
+        </w:rPr>
+        <w:t xml:space="preserve">· </w:t>
+      </w:r>
+      <w:r>
+        <w:rPr w:rFonts="맑은 고딕">
+          <w:rFonts w:ascii="맑은 고딕" w:hAnsi="맑은 고딕" w:eastAsia="맑은 고딕"/>
+          <w:b/>
+          <w:color w:val="1F2937"/>
+          <w:sz w:val="21"/>
+        </w:rPr>
+        <w:t xml:space="preserve">국적: </w:t>
+      </w:r>
+      <w:r>
+        <w:rPr w:rFonts="맑은 고딕">
+          <w:rFonts w:ascii="맑은 고딕" w:hAnsi="맑은 고딕" w:eastAsia="맑은 고딕"/>
+          <w:b w:val="0"/>
+          <w:sz w:val="21"/>
+        </w:rPr>
+        <w:t>프랑스 (France)</w:t>
+      </w:r>
+    </w:p>
+    <w:p>
+      <w:pPr>
+        <w:spacing w:line="324" w:lineRule="auto" w:after="80"/>
+      </w:pPr>
+      <w:r>
+        <w:rPr w:rFonts="맑은 고딕">
+          <w:rFonts w:ascii="맑은 고딕" w:hAnsi="맑은 고딕" w:eastAsia="맑은 고딕"/>
+          <w:b w:val="0"/>
+          <w:color w:val="6B7280"/>
+          <w:sz w:val="21"/>
+        </w:rPr>
+        <w:t xml:space="preserve">· </w:t>
+      </w:r>
+      <w:r>
+        <w:rPr w:rFonts="맑은 고딕">
+          <w:rFonts w:ascii="맑은 고딕" w:hAnsi="맑은 고딕" w:eastAsia="맑은 고딕"/>
+          <w:b/>
+          <w:color w:val="1F2937"/>
+          <w:sz w:val="21"/>
+        </w:rPr>
+        <w:t xml:space="preserve">생몰년도: </w:t>
+      </w:r>
+      <w:r>
+        <w:rPr w:rFonts="맑은 고딕">
+          <w:rFonts w:ascii="맑은 고딕" w:hAnsi="맑은 고딕" w:eastAsia="맑은 고딕"/>
+          <w:b w:val="0"/>
+          <w:sz w:val="21"/>
+        </w:rPr>
+        <w:t>1953년 12월 28일 ~ 현재</w:t>
+      </w:r>
+    </w:p>
+    <w:p>
+      <w:pPr>
+        <w:spacing w:line="324" w:lineRule="auto" w:after="80"/>
+      </w:pPr>
+      <w:r>
+        <w:rPr w:rFonts="맑은 고딕">
+          <w:rFonts w:ascii="맑은 고딕" w:hAnsi="맑은 고딕" w:eastAsia="맑은 고딕"/>
+          <w:b w:val="0"/>
+          <w:color w:val="6B7280"/>
+          <w:sz w:val="21"/>
+        </w:rPr>
+        <w:t xml:space="preserve">· </w:t>
+      </w:r>
+      <w:r>
+        <w:rPr w:rFonts="맑은 고딕">
+          <w:rFonts w:ascii="맑은 고딕" w:hAnsi="맑은 고딕" w:eastAsia="맑은 고딕"/>
+          <w:b/>
+          <w:color w:val="1F2937"/>
+          <w:sz w:val="21"/>
+        </w:rPr>
+        <w:t xml:space="preserve">그룹 소속: </w:t>
+      </w:r>
+      <w:r>
+        <w:rPr w:rFonts="맑은 고딕">
+          <w:rFonts w:ascii="맑은 고딕" w:hAnsi="맑은 고딕" w:eastAsia="맑은 고딕"/>
+          <w:b w:val="0"/>
+          <w:sz w:val="21"/>
+        </w:rPr>
+        <w:t>솔로 (Solo)</w:t>
+      </w:r>
+    </w:p>
+    <w:p>
+      <w:pPr>
+        <w:spacing w:line="324" w:lineRule="auto" w:after="80"/>
+      </w:pPr>
+      <w:r>
+        <w:rPr w:rFonts="맑은 고딕">
+          <w:rFonts w:ascii="맑은 고딕" w:hAnsi="맑은 고딕" w:eastAsia="맑은 고딕"/>
+          <w:b w:val="0"/>
+          <w:color w:val="6B7280"/>
+          <w:sz w:val="21"/>
+        </w:rPr>
+        <w:t xml:space="preserve">· </w:t>
+      </w:r>
+      <w:r>
+        <w:rPr w:rFonts="맑은 고딕">
+          <w:rFonts w:ascii="맑은 고딕" w:hAnsi="맑은 고딕" w:eastAsia="맑은 고딕"/>
+          <w:b/>
+          <w:color w:val="1F2937"/>
+          <w:sz w:val="21"/>
+        </w:rPr>
+        <w:t xml:space="preserve">아티스트 소개: </w:t>
+      </w:r>
+      <w:r>
+        <w:rPr w:rFonts="맑은 고딕">
+          <w:rFonts w:ascii="맑은 고딕" w:hAnsi="맑은 고딕" w:eastAsia="맑은 고딕"/>
+          <w:b w:val="0"/>
+          <w:sz w:val="21"/>
+        </w:rPr>
+        <w:t>파리 국립고등음악원에서 정통 클래식을 사사한 리차드 클레이더만은 클래식의 고전적 엄숙주의를 탈피하여 대중과 호흡하는 감성적인 연주로 '네오 로맨티시즘'의 물결을 주도하였습니다. 특유의 섬세하고 투명한 아르페지오 주법과 부드러운 멜로디 라인을 통해 팝 음악사에 기악 연주 음악의 황금기를 개척한 피아노의 거장입니다.</w:t>
+      </w:r>
+    </w:p>
+    <w:p>
+      <w:pPr>
+        <w:spacing w:line="324" w:lineRule="auto" w:before="200" w:after="80"/>
+      </w:pPr>
+      <w:r>
+        <w:rPr w:rFonts="맑은 고딕">
+          <w:rFonts w:ascii="맑은 고딕" w:hAnsi="맑은 고딕" w:eastAsia="맑은 고딕"/>
+          <w:b/>
+          <w:color w:val="1E3A8A"/>
+          <w:sz w:val="24"/>
+        </w:rPr>
+        <w:t>3. 음반 상세 분석</w:t>
+      </w:r>
+    </w:p>
+    <w:p>
+      <w:pPr>
+        <w:spacing w:line="324" w:lineRule="auto" w:after="80"/>
+      </w:pPr>
+      <w:r>
+        <w:rPr w:rFonts="맑은 고딕">
+          <w:rFonts w:ascii="맑은 고딕" w:hAnsi="맑은 고딕" w:eastAsia="맑은 고딕"/>
+          <w:b w:val="0"/>
+          <w:color w:val="6B7280"/>
+          <w:sz w:val="21"/>
+        </w:rPr>
+        <w:t xml:space="preserve">· </w:t>
+      </w:r>
+      <w:r>
+        <w:rPr w:rFonts="맑은 고딕">
+          <w:rFonts w:ascii="맑은 고딕" w:hAnsi="맑은 고딕" w:eastAsia="맑은 고딕"/>
+          <w:b/>
+          <w:color w:val="1F2937"/>
+          <w:sz w:val="21"/>
+        </w:rPr>
+        <w:t xml:space="preserve">역사적 위치: </w:t>
+      </w:r>
+      <w:r>
+        <w:rPr w:rFonts="맑은 고딕">
+          <w:rFonts w:ascii="맑은 고딕" w:hAnsi="맑은 고딕" w:eastAsia="맑은 고딕"/>
+          <w:b w:val="0"/>
+          <w:sz w:val="21"/>
+        </w:rPr>
+        <w:t>본 앨범은 엄격한 클래식과 대중적인 팝 이지 리스닝의 경계를 우아하게 허물며 피아노 연주곡이 대중문화의 중심에 설 수 있음을 증명한 기념비적인 작품입니다. 선율의 서정성과 오케스트라 편곡의 완성도는 이후 크로스오버 및 뉴에이지 음악이 번영하는 데 결정적인 교량 역할을 하였습니다.</w:t>
+      </w:r>
+    </w:p>
+    <w:p>
+      <w:pPr>
+        <w:spacing w:line="324" w:lineRule="auto" w:after="80"/>
+      </w:pPr>
+      <w:r>
+        <w:rPr w:rFonts="맑은 고딕">
+          <w:rFonts w:ascii="맑은 고딕" w:hAnsi="맑은 고딕" w:eastAsia="맑은 고딕"/>
+          <w:b w:val="0"/>
+          <w:color w:val="6B7280"/>
+          <w:sz w:val="21"/>
+        </w:rPr>
+        <w:t xml:space="preserve">· </w:t>
+      </w:r>
+      <w:r>
+        <w:rPr w:rFonts="맑은 고딕">
+          <w:rFonts w:ascii="맑은 고딕" w:hAnsi="맑은 고딕" w:eastAsia="맑은 고딕"/>
+          <w:b/>
+          <w:color w:val="1F2937"/>
+          <w:sz w:val="21"/>
+        </w:rPr>
+        <w:t xml:space="preserve">시대의 흔적(스토리텔링): </w:t>
+      </w:r>
+      <w:r>
+        <w:rPr w:rFonts="맑은 고딕">
+          <w:rFonts w:ascii="맑은 고딕" w:hAnsi="맑은 고딕" w:eastAsia="맑은 고딕"/>
+          <w:b w:val="0"/>
+          <w:sz w:val="21"/>
+        </w:rPr>
+        <w:t>격동과 변화의 물결이 거세던 1970년대 후반과 80년대, 도시의 차가운 일상에 지쳐 순수한 정서를 갈구하던 청춘들의 심장을 포근하게 어루만졌던 음악입니다. 특히 국내에서는 '가을의 속삭임'이라는 애칭으로 음악다방과 심야 라디오 전파를 가득 채우며, 당대 젊은이들의 아련한 첫사랑과 낭만을 대변하는 시대적 송가가 되었습니다.</w:t>
+      </w:r>
+    </w:p>
+    <w:p>
+      <w:pPr>
+        <w:spacing w:line="324" w:lineRule="auto" w:before="200" w:after="80"/>
+      </w:pPr>
+      <w:r>
+        <w:rPr w:rFonts="맑은 고딕">
+          <w:rFonts w:ascii="맑은 고딕" w:hAnsi="맑은 고딕" w:eastAsia="맑은 고딕"/>
+          <w:b/>
+          <w:color w:val="1E3A8A"/>
+          <w:sz w:val="24"/>
+        </w:rPr>
+        <w:t>4. 주요 수록곡 및 감상 제언</w:t>
+      </w:r>
+    </w:p>
+    <w:p>
+      <w:pPr>
+        <w:spacing w:line="324" w:lineRule="auto" w:after="80"/>
+      </w:pPr>
+      <w:r>
+        <w:rPr w:rFonts="맑은 고딕">
+          <w:rFonts w:ascii="맑은 고딕" w:hAnsi="맑은 고딕" w:eastAsia="맑은 고딕"/>
+          <w:b w:val="0"/>
+          <w:color w:val="6B7280"/>
+          <w:sz w:val="21"/>
+        </w:rPr>
+        <w:t xml:space="preserve">· </w:t>
+      </w:r>
+      <w:r>
+        <w:rPr w:rFonts="맑은 고딕">
+          <w:rFonts w:ascii="맑은 고딕" w:hAnsi="맑은 고딕" w:eastAsia="맑은 고딕"/>
+          <w:b/>
+          <w:color w:val="1F2937"/>
+          <w:sz w:val="21"/>
+        </w:rPr>
+        <w:t xml:space="preserve">주요 수록곡 특징: </w:t>
+      </w:r>
+      <w:r>
+        <w:rPr w:rFonts="맑은 고딕">
+          <w:rFonts w:ascii="맑은 고딕" w:hAnsi="맑은 고딕" w:eastAsia="맑은 고딕"/>
+          <w:b w:val="0"/>
+          <w:sz w:val="21"/>
+        </w:rPr>
+        <w:t>타이틀곡 'A Comme Amour'는 잔잔한 호수처럼 흐르는 아르페지오 위에 애절하면서도 티 없이 맑은 멜로디가 얹혀 가슴을 뭉클하게 합니다. 더불어 'Lettre À Ma Mère(어머니에게 바치는 편지)'와 'Mariage D'Amour(꿈속의 웨딩마치)' 등 수록곡 전반에 걸쳐 유려한 스트링 앙상블과 건반의 정교한 호흡이 프랑스 특유의 센티멘털리즘을 극대화합니다.</w:t>
+      </w:r>
+    </w:p>
+    <w:p>
+      <w:pPr>
+        <w:spacing w:line="324" w:lineRule="auto" w:after="80"/>
+      </w:pPr>
+      <w:r>
+        <w:rPr w:rFonts="맑은 고딕">
+          <w:rFonts w:ascii="맑은 고딕" w:hAnsi="맑은 고딕" w:eastAsia="맑은 고딕"/>
+          <w:b w:val="0"/>
+          <w:color w:val="6B7280"/>
+          <w:sz w:val="21"/>
+        </w:rPr>
+        <w:t xml:space="preserve">· </w:t>
+      </w:r>
+      <w:r>
+        <w:rPr w:rFonts="맑은 고딕">
+          <w:rFonts w:ascii="맑은 고딕" w:hAnsi="맑은 고딕" w:eastAsia="맑은 고딕"/>
+          <w:b/>
+          <w:color w:val="1F2937"/>
+          <w:sz w:val="21"/>
+        </w:rPr>
+        <w:t xml:space="preserve">빈티지 감상 제언: </w:t>
+      </w:r>
+      <w:r>
+        <w:rPr w:rFonts="맑은 고딕">
+          <w:rFonts w:ascii="맑은 고딕" w:hAnsi="맑은 고딕" w:eastAsia="맑은 고딕"/>
+          <w:b w:val="0"/>
+          <w:sz w:val="21"/>
+        </w:rPr>
+        <w:t>턴테이블의 바늘이 LP의 소리골을 스치며 피어오르는 미세한 온기는 디지털 음원에서는 결코 느낄 수 없는 깊은 질감을 자아냅니다. 진공관 앰프의 부드러운 배음과 어우러질 때 피아노 해머가 현을 때리는 타건의 잔향과 현악기의 숨결이 입체적으로 살아나 실내를 아늑한 프랑스 파리의 살롱으로 탈바꿈시킵니다.</w:t>
+      </w:r>
+    </w:p>
+    <w:p>
+      <w:pPr>
+        <w:spacing w:line="324" w:lineRule="auto" w:after="80"/>
+      </w:pPr>
+      <w:r>
+        <w:rPr w:rFonts="맑은 고딕">
+          <w:rFonts w:ascii="맑은 고딕" w:hAnsi="맑은 고딕" w:eastAsia="맑은 고딕"/>
+          <w:b w:val="0"/>
+          <w:color w:val="6B7280"/>
+          <w:sz w:val="21"/>
+        </w:rPr>
+        <w:t xml:space="preserve">· </w:t>
+      </w:r>
+      <w:r>
+        <w:rPr w:rFonts="맑은 고딕">
+          <w:rFonts w:ascii="맑은 고딕" w:hAnsi="맑은 고딕" w:eastAsia="맑은 고딕"/>
+          <w:b/>
+          <w:color w:val="1F2937"/>
+          <w:sz w:val="21"/>
+        </w:rPr>
+        <w:t xml:space="preserve">소장 가치: </w:t>
+      </w:r>
+      <w:r>
+        <w:rPr w:rFonts="맑은 고딕">
+          <w:rFonts w:ascii="맑은 고딕" w:hAnsi="맑은 고딕" w:eastAsia="맑은 고딕"/>
+          <w:b w:val="0"/>
+          <w:sz w:val="21"/>
+        </w:rPr>
+        <w:t>대중성과 예술성을 완벽한 균형으로 포용하며 피아노 솔로 연주 음반의 정점을 찍은 명반으로, 클래식과 팝을 아우르는 LP 컬렉터라면 음반 서가에 반드시 갖추어야 할 영원한 아날로그 유산입니다.</w:t>
+      </w:r>
+    </w:p>
+    <w:p>
+      <w:pPr>
+        <w:spacing w:line="324" w:lineRule="auto" w:after="120" w:before="160"/>
+      </w:pPr>
+      <w:r>
+        <w:rPr w:rFonts="맑은 고딕">
+          <w:rFonts w:ascii="맑은 고딕" w:hAnsi="맑은 고딕" w:eastAsia="맑은 고딕"/>
+          <w:b/>
+          <w:color w:val="4338CA"/>
+          <w:sz w:val="21"/>
+        </w:rPr>
+        <w:t>이 음반을 통해 아날로그 바늘 끝에서 피어나는 낭만과 순수한 피아노 선율이 전해주는 감동을 다시 한번 경험해 보시는 것은 어떨까요?</w:t>
       </w:r>
     </w:p>
     <w:sectPr>
       <w:pgSz w:w="12240" w:h="15840"/>
-      <w:pgMar w:top="1440" w:right="1440" w:bottom="1440" w:left="1440" w:header="720" w:footer="720" w:gutter="0"/>
+      <w:pgMar w:top="1152" w:right="1296" w:bottom="1152" w:left="1296" w:header="720" w:footer="720" w:gutter="0"/>
       <w:cols w:space="720"/>
       <w:docGrid w:linePitch="360"/>
     </w:sectPr>

--- a/word_reports/LP_0294_위치_203_Richard Clayderman_A Comm.docx
+++ b/word_reports/LP_0294_위치_203_Richard Clayderman_A Comm.docx
@@ -32,7 +32,7 @@
     </w:p>
     <w:p>
       <w:pPr>
-        <w:spacing w:line="324" w:lineRule="auto" w:before="80" w:after="160"/>
+        <w:spacing w:line="324" w:lineRule="auto" w:before="80" w:after="120"/>
       </w:pPr>
       <w:r>
         <w:rPr w:rFonts="맑은 고딕">
@@ -42,13 +42,6 @@
           <w:sz w:val="22"/>
         </w:rPr>
         <w:t xml:space="preserve">[음반 소개] </w:t>
-      </w:r>
-      <w:r>
-        <w:rPr w:rFonts="맑은 고딕">
-          <w:rFonts w:ascii="맑은 고딕" w:hAnsi="맑은 고딕" w:eastAsia="맑은 고딕"/>
-          <w:b w:val="0"/>
-          <w:sz w:val="21"/>
-        </w:rPr>
       </w:r>
     </w:p>
     <w:p>
@@ -61,7 +54,33 @@
           <w:b w:val="0"/>
           <w:sz w:val="21"/>
         </w:rPr>
-        <w:t>건반 위에 사뿐히 내려앉은 프랑스적 서정이 낭만의 시대를 열어젖힌 리차드 클레이더만의 불후의 명작입니다. 정통 클래식의 단아한 기품과 대중음악의 유려한 감수성을 조화롭게 엮어내어 전 세계 음악 애호가들의 가슴속에 지워지지 않을 깊은 울림을 아로새겼습니다. 백옥처럼 맑은 피아노 터치와 풍성한 오케스트레이션이 빚어내는 선율은 시간의 흐름마저 잊게 만드는 마법 같은 정서를 선사합니다. 이 음반은 이지 리스닝과 팝 피아노의 새 지평을 열며 시대를 초월한 서정적 낭만주의의 찬가로 영원히 기억되고 있습니다.</w:t>
+        <w:t>1970년대 후반, 격변하는 팝 음악계의 소용돌이 속에서 프랑스로부터 건너온 한 줄기 맑은 바람은 전 세계 음악 애호가들의 메마른 가슴을 단숨에 적셨습니다. 바로 '피아노의 왕자' 리차드 클레이더만이 발표한 불멸의 명반, [A Comme Amour]입니다. 파리 국립고등음악원에서 정통 클래식의 엄격한 세례를 받은 그는 클래식의 고결한 기품에 현대 팝의 감각적인 선율미를 결합하는 과감한 음악적 도전을 감행했습니다. 명 프로듀서 폴 드 센느빌(Paul de Senneville)과의 운명적인 만남을 통해 빚어진 이 앨범은, 순수 클래식과 대중음악 사이에 가로놓여 있던 두터운 벽을 허물고 '이지 리스닝(Easy Listening)'과 '네오 클래시컬 팝'이라는 새로운 예술적 지평을 활짝 열어젖혔습니다.</w:t>
+      </w:r>
+    </w:p>
+    <w:p>
+      <w:pPr>
+        <w:spacing w:line="324" w:lineRule="auto" w:after="120"/>
+      </w:pPr>
+      <w:r>
+        <w:rPr w:rFonts="맑은 고딕">
+          <w:rFonts w:ascii="맑은 고딕" w:hAnsi="맑은 고딕" w:eastAsia="맑은 고딕"/>
+          <w:b w:val="0"/>
+          <w:sz w:val="21"/>
+        </w:rPr>
+        <w:t>본 작 [A Comme Amour]는 발표와 동시에 언어와 국경을 초월한 찬사를 이끌어내며 대중음악사에 굵직한 족적을 새겼습니다. 국내에서는 '가을의 속삭임'이라는 지극히 낭만적인 제목으로 번안되어, 한 시대를 풍미한 청춘들의 가슴속에 아련한 서정의 대명사로 각인되었습니다. 복잡한 기교나 전위적인 파격 대신, 건반 하나하나에 온기를 불어넣는 그의 섬세한 타건과 풍성하고 유려한 오케스트라 편곡의 조화는 일상의 번잡함을 잊게 만드는 치유의 미학을 완성해 냈습니다. 클레이더만은 이 앨범을 통해 음악이란 소수의 향유물이 아닌, 모든 인간의 가장 순수한 감정에 닿아 있어야 한다는 예술적 신념을 가장 우아한 어법으로 웅변하고 있습니다.</w:t>
+      </w:r>
+    </w:p>
+    <w:p>
+      <w:pPr>
+        <w:spacing w:line="324" w:lineRule="auto" w:after="120"/>
+      </w:pPr>
+      <w:r>
+        <w:rPr w:rFonts="맑은 고딕">
+          <w:rFonts w:ascii="맑은 고딕" w:hAnsi="맑은 고딕" w:eastAsia="맑은 고딕"/>
+          <w:b w:val="0"/>
+          <w:sz w:val="21"/>
+        </w:rPr>
+        <w:t>반세기에 가까운 세월이 흐른 오늘날에도 이 음반이 발하는 빛은 결코 바래지 않았습니다. 턴테이블 바늘이 소리골을 스치는 순간 피어오르는 투명하고 영롱한 피아노 음색은, 물질적 풍요 속에서 진정한 낭만을 잃어가는 현대인들에게 잃어버린 감성의 원형을 되찾아 줍니다. 잔잔하게 일렁이는 호숫가에 내려앉는 황혼처럼, [A Comme Amour]는 세월의 풍화를 견뎌낸 클래식 고유의 영원성과 대중적 친화력이 가장 완벽한 균형을 이룬 불후의 명작으로 우리 곁에 오롯이 숨 쉬고 있습니다.</w:t>
       </w:r>
     </w:p>
     <w:p>
@@ -168,7 +187,7 @@
           <w:b w:val="0"/>
           <w:sz w:val="21"/>
         </w:rPr>
-        <w:t>1978년 프랑스 델핀(Delphine) 레코드를 통해 발표된 본작은, 명 프로듀서 폴 드 센느빌(Paul de Senneville)과 올리비에 투송(Olivier Toussaint)의 지휘 아래 팝 클래식의 이상향을 완벽하게 구현해 낸 역사적인 앨범입니다.</w:t>
+        <w:t>1978년 프랑스 델핀 레코드(Delphine Records)를 통해 발매된 후, 유럽을 넘어 아시아와 전 세계에서 라이선스로 출간되며 피아노 팝 연주 음악의 황금기를 주도한 기념비적 앨범입니다.</w:t>
       </w:r>
     </w:p>
     <w:p>
@@ -199,7 +218,7 @@
           <w:b w:val="0"/>
           <w:sz w:val="21"/>
         </w:rPr>
-        <w:t>발매 직후 유럽 전역의 차트를 석권하였으며, 아시아와 남미를 비롯한 전 세계 40여 개국에서 골드 및 플래티넘 레코드를 기록하며 수천만 장의 음반 판매고를 달성하는 상업적 대성공을 거두었습니다.</w:t>
+        <w:t>전 세계적으로 수천만 장의 음반 판매고를 기록하였으며, 유럽 주요 음반 차트는 물론 한국과 일본을 비롯한 아시아 시장에서 멀티 플래티넘을 기록하며 신드롬에 가까운 인기를 누렸습니다.</w:t>
       </w:r>
     </w:p>
     <w:p>
@@ -230,7 +249,7 @@
           <w:b w:val="0"/>
           <w:sz w:val="21"/>
         </w:rPr>
-        <w:t>전 세계 70개국 이상에서 수백 개의 골드 및 플래티넘 디스크를 획득하였으며, 훗날 낸시 레이건 미국 영부인으로부터 '로맨스의 왕자(The Prince of Romance)'라는 칭호를 부여받는 등 대중 피아노 연주사에서 전무후무한 위상을 공인받았습니다.</w:t>
+        <w:t>전 세계 60개국 이상에서 260개 이상의 골드 디스크와 70개 이상의 플래티넘 디스크를 수상하였으며, 낸시 레이건 여사로부터 '피아노의 왕자'라는 찬사를 받음과 동시에 기네스북에 '세계에서 가장 성공한 피아니스트' 중 한 명으로 기록되었습니다.</w:t>
       </w:r>
     </w:p>
     <w:p>
@@ -306,7 +325,7 @@
           <w:b w:val="0"/>
           <w:sz w:val="21"/>
         </w:rPr>
-        <w:t>1953년 12월 28일 ~ 현재</w:t>
+        <w:t>1953년 12월 28일 출생 ~ 현재</w:t>
       </w:r>
     </w:p>
     <w:p>
@@ -368,7 +387,7 @@
           <w:b w:val="0"/>
           <w:sz w:val="21"/>
         </w:rPr>
-        <w:t>파리 국립고등음악원에서 정통 클래식을 사사한 리차드 클레이더만은 클래식의 고전적 엄숙주의를 탈피하여 대중과 호흡하는 감성적인 연주로 '네오 로맨티시즘'의 물결을 주도하였습니다. 특유의 섬세하고 투명한 아르페지오 주법과 부드러운 멜로디 라인을 통해 팝 음악사에 기악 연주 음악의 황금기를 개척한 피아노의 거장입니다.</w:t>
+        <w:t>리차드 클레이더만은 클래식의 정통성과 대중적 팝 감각을 절묘하게 융합하여 '팝 피아니즘'의 새로운 패러다임을 확립한 프랑스의 거장입니다. 유려하고 청명한 터치와 서정적인 멜로디 메이킹으로 연주 음악의 대중화를 이끌었으며, 팝 음악 역사상 가장 대중적 사랑을 많이 받은 피아니스트로 평가받습니다.</w:t>
       </w:r>
     </w:p>
     <w:p>
@@ -413,7 +432,7 @@
           <w:b w:val="0"/>
           <w:sz w:val="21"/>
         </w:rPr>
-        <w:t>본 앨범은 엄격한 클래식과 대중적인 팝 이지 리스닝의 경계를 우아하게 허물며 피아노 연주곡이 대중문화의 중심에 설 수 있음을 증명한 기념비적인 작품입니다. 선율의 서정성과 오케스트라 편곡의 완성도는 이후 크로스오버 및 뉴에이지 음악이 번영하는 데 결정적인 교량 역할을 하였습니다.</w:t>
+        <w:t>기악 연주곡(Instrumental)이 팝 차트의 정상을 차지하기 힘들었던 시대적 통념을 깨부수고, 크로스오버 및 현대 뉴에이지 음악의 출현에 결정적인 가교 역할을 담당한 명반입니다.</w:t>
       </w:r>
     </w:p>
     <w:p>
@@ -444,7 +463,7 @@
           <w:b w:val="0"/>
           <w:sz w:val="21"/>
         </w:rPr>
-        <w:t>격동과 변화의 물결이 거세던 1970년대 후반과 80년대, 도시의 차가운 일상에 지쳐 순수한 정서를 갈구하던 청춘들의 심장을 포근하게 어루만졌던 음악입니다. 특히 국내에서는 '가을의 속삭임'이라는 애칭으로 음악다방과 심야 라디오 전파를 가득 채우며, 당대 젊은이들의 아련한 첫사랑과 낭만을 대변하는 시대적 송가가 되었습니다.</w:t>
+        <w:t>1970~80년대 한국의 음악다방, 심야 라디오 시그널, 문학 소년·소녀들의 책상머리를 채웠던 대표적인 배경음악입니다. 급격한 산업화의 물결 속에서 순수한 사랑과 낭만을 동경하던 당대 청춘들의 가슴에 깊은 안식과 서정적 감수성을 심어주었던 문화적 유산입니다.</w:t>
       </w:r>
     </w:p>
     <w:p>
@@ -489,7 +508,99 @@
           <w:b w:val="0"/>
           <w:sz w:val="21"/>
         </w:rPr>
-        <w:t>타이틀곡 'A Comme Amour'는 잔잔한 호수처럼 흐르는 아르페지오 위에 애절하면서도 티 없이 맑은 멜로디가 얹혀 가슴을 뭉클하게 합니다. 더불어 'Lettre À Ma Mère(어머니에게 바치는 편지)'와 'Mariage D'Amour(꿈속의 웨딩마치)' 등 수록곡 전반에 걸쳐 유려한 스트링 앙상블과 건반의 정교한 호흡이 프랑스 특유의 센티멘털리즘을 극대화합니다.</w:t>
+      </w:r>
+    </w:p>
+    <w:p>
+      <w:pPr>
+        <w:spacing w:line="324" w:lineRule="auto" w:after="80"/>
+      </w:pPr>
+      <w:r>
+        <w:rPr w:rFonts="맑은 고딕">
+          <w:rFonts w:ascii="맑은 고딕" w:hAnsi="맑은 고딕" w:eastAsia="맑은 고딕"/>
+          <w:b w:val="0"/>
+          <w:color w:val="6B7280"/>
+          <w:sz w:val="21"/>
+        </w:rPr>
+        <w:t xml:space="preserve">· </w:t>
+      </w:r>
+      <w:r>
+        <w:rPr w:rFonts="맑은 고딕">
+          <w:rFonts w:ascii="맑은 고딕" w:hAnsi="맑은 고딕" w:eastAsia="맑은 고딕"/>
+          <w:b/>
+          <w:color w:val="1F2937"/>
+          <w:sz w:val="21"/>
+        </w:rPr>
+        <w:t xml:space="preserve">"A Comme Amour (가을의 속삭임)": </w:t>
+      </w:r>
+      <w:r>
+        <w:rPr w:rFonts="맑은 고딕">
+          <w:rFonts w:ascii="맑은 고딕" w:hAnsi="맑은 고딕" w:eastAsia="맑은 고딕"/>
+          <w:b w:val="0"/>
+          <w:sz w:val="21"/>
+        </w:rPr>
+        <w:t>앨범의 타이틀곡으로, 가을날의 쓸쓸하면서도 찬란한 정취를 투명한 타건과 애잔한 멜로디 라인으로 그려낸 최고의 연주곡입니다.</w:t>
+      </w:r>
+    </w:p>
+    <w:p>
+      <w:pPr>
+        <w:spacing w:line="324" w:lineRule="auto" w:after="80"/>
+      </w:pPr>
+      <w:r>
+        <w:rPr w:rFonts="맑은 고딕">
+          <w:rFonts w:ascii="맑은 고딕" w:hAnsi="맑은 고딕" w:eastAsia="맑은 고딕"/>
+          <w:b w:val="0"/>
+          <w:color w:val="6B7280"/>
+          <w:sz w:val="21"/>
+        </w:rPr>
+        <w:t xml:space="preserve">· </w:t>
+      </w:r>
+      <w:r>
+        <w:rPr w:rFonts="맑은 고딕">
+          <w:rFonts w:ascii="맑은 고딕" w:hAnsi="맑은 고딕" w:eastAsia="맑은 고딕"/>
+          <w:b/>
+          <w:color w:val="1F2937"/>
+          <w:sz w:val="21"/>
+        </w:rPr>
+        <w:t xml:space="preserve">"Les Fleurs Sauvages (야생화)": </w:t>
+      </w:r>
+      <w:r>
+        <w:rPr w:rFonts="맑은 고딕">
+          <w:rFonts w:ascii="맑은 고딕" w:hAnsi="맑은 고딕" w:eastAsia="맑은 고딕"/>
+          <w:b w:val="0"/>
+          <w:sz w:val="21"/>
+        </w:rPr>
+        <w:t>한 폭의 서정시를 연상시키는 곡으로, 소박하면서도 은은하게 번지는 선율의 아름다움이 마음을 편안하게 감싸 안습니다.</w:t>
+      </w:r>
+    </w:p>
+    <w:p>
+      <w:pPr>
+        <w:spacing w:line="324" w:lineRule="auto" w:after="80"/>
+      </w:pPr>
+      <w:r>
+        <w:rPr w:rFonts="맑은 고딕">
+          <w:rFonts w:ascii="맑은 고딕" w:hAnsi="맑은 고딕" w:eastAsia="맑은 고딕"/>
+          <w:b w:val="0"/>
+          <w:color w:val="6B7280"/>
+          <w:sz w:val="21"/>
+        </w:rPr>
+        <w:t xml:space="preserve">· </w:t>
+      </w:r>
+      <w:r>
+        <w:rPr w:rFonts="맑은 고딕">
+          <w:rFonts w:ascii="맑은 고딕" w:hAnsi="맑은 고딕" w:eastAsia="맑은 고딕"/>
+          <w:b/>
+          <w:color w:val="1F2937"/>
+          <w:sz w:val="21"/>
+        </w:rPr>
+        <w:t xml:space="preserve">"Ballade pour Adeline (아델린을 위한 발라드)": </w:t>
+      </w:r>
+      <w:r>
+        <w:rPr w:rFonts="맑은 고딕">
+          <w:rFonts w:ascii="맑은 고딕" w:hAnsi="맑은 고딕" w:eastAsia="맑은 고딕"/>
+          <w:b w:val="0"/>
+          <w:sz w:val="21"/>
+        </w:rPr>
+        <w:t>판본에 따라 수록된 그의 시그니처 트랙으로, 맑은 물방울이 튀는 듯한 영롱한 아르페지오가 단숨에 청자를 순수의 세계로 인도합니다.</w:t>
       </w:r>
     </w:p>
     <w:p>
@@ -520,7 +631,7 @@
           <w:b w:val="0"/>
           <w:sz w:val="21"/>
         </w:rPr>
-        <w:t>턴테이블의 바늘이 LP의 소리골을 스치며 피어오르는 미세한 온기는 디지털 음원에서는 결코 느낄 수 없는 깊은 질감을 자아냅니다. 진공관 앰프의 부드러운 배음과 어우러질 때 피아노 해머가 현을 때리는 타건의 잔향과 현악기의 숨결이 입체적으로 살아나 실내를 아늑한 프랑스 파리의 살롱으로 탈바꿈시킵니다.</w:t>
+        <w:t>LP 특유의 따뜻하고 풍성한 질감은 디지털 음원이 흉내 낼 수 없는 피아노 해머의 미세한 진동과 공간감을 전달합니다. 고음역의 섬세함과 중저역의 유려함을 극대화해 주는 진공관 앰프에 연결하여 조용한 야간에 감상하시면, 턴테이블 바늘 끝에서 피어나는 건반의 숨결을 가장 깊이 있게 음미할 수 있습니다.</w:t>
       </w:r>
     </w:p>
     <w:p>
@@ -551,7 +662,7 @@
           <w:b w:val="0"/>
           <w:sz w:val="21"/>
         </w:rPr>
-        <w:t>대중성과 예술성을 완벽한 균형으로 포용하며 피아노 솔로 연주 음반의 정점을 찍은 명반으로, 클래식과 팝을 아우르는 LP 컬렉터라면 음반 서가에 반드시 갖추어야 할 영원한 아날로그 유산입니다.</w:t>
+        <w:t>대중음악과 클래식이 가장 아름답게 조우한 순간을 담은 역사적 상징물이자, 세대를 불문하고 누구나 편안히 몰입할 수 있는 타임리스(Timeless) 앨범입니다. LP 시대를 상징하는 아날로그적 온기와 낭만을 온전히 간직한 음반으로서 모든 컬렉터의 서가에 반드시 갖추어야 할 필청반입니다.</w:t>
       </w:r>
     </w:p>
     <w:p>
@@ -565,7 +676,7 @@
           <w:color w:val="4338CA"/>
           <w:sz w:val="21"/>
         </w:rPr>
-        <w:t>이 음반을 통해 아날로그 바늘 끝에서 피어나는 낭만과 순수한 피아노 선율이 전해주는 감동을 다시 한번 경험해 보시는 것은 어떨까요?</w:t>
+        <w:t>이 음반을 통해 가을 햇살처럼 부드럽게 귓가를 스치는 피아노 선율이 전해주는 감동을 다시 한번 경험해 보시는 것은 어떨까요?</w:t>
       </w:r>
     </w:p>
     <w:sectPr>
